--- a/latest/en_us/resume.docx
+++ b/latest/en_us/resume.docx
@@ -64,204 +64,6 @@
           <w:color w:val="2563EB"/>
           <w:sz w:val="20"/>
         </w:rPr>
-        <w:t>Skills</w:t>
-      </w:r>
-    </w:p>
-    <w:p>
-      <w:pPr>
-        <w:spacing w:before="32" w:after="32"/>
-      </w:pPr>
-      <w:r>
-        <w:rPr>
-          <w:b/>
-          <w:sz w:val="16"/>
-        </w:rPr>
-        <w:t>Backend</w:t>
-      </w:r>
-      <w:r>
-        <w:rPr>
-          <w:color w:val="64748B"/>
-          <w:sz w:val="15"/>
-        </w:rPr>
-        <w:t xml:space="preserve"> (Expert)</w:t>
-      </w:r>
-      <w:r>
-        <w:rPr>
-          <w:color w:val="1E293B"/>
-          <w:sz w:val="15"/>
-        </w:rPr>
-        <w:t>: Python, Django, FastAPI, Flask, Falcon, GraphQL, Strawberry GraphQL, REST API, JSON:API, Celery, Kafka, WebSockets, PHP, Yii, Laravel, Ruby on Rails, Java</w:t>
-      </w:r>
-    </w:p>
-    <w:p>
-      <w:pPr>
-        <w:spacing w:before="32" w:after="32"/>
-      </w:pPr>
-      <w:r>
-        <w:rPr>
-          <w:b/>
-          <w:sz w:val="16"/>
-        </w:rPr>
-        <w:t>Frontend</w:t>
-      </w:r>
-      <w:r>
-        <w:rPr>
-          <w:color w:val="64748B"/>
-          <w:sz w:val="15"/>
-        </w:rPr>
-        <w:t xml:space="preserve"> (Advanced)</w:t>
-      </w:r>
-      <w:r>
-        <w:rPr>
-          <w:color w:val="1E293B"/>
-          <w:sz w:val="15"/>
-        </w:rPr>
-        <w:t>: JavaScript, TypeScript, VueJS, NuxtJS, PrimeVue, Tailwind CSS, Pinia, EmberJS, Backbone/Marionette, SCSS/SASS</w:t>
-      </w:r>
-    </w:p>
-    <w:p>
-      <w:pPr>
-        <w:spacing w:before="32" w:after="32"/>
-      </w:pPr>
-      <w:r>
-        <w:rPr>
-          <w:b/>
-          <w:sz w:val="16"/>
-        </w:rPr>
-        <w:t>AI &amp; ML Engineering</w:t>
-      </w:r>
-      <w:r>
-        <w:rPr>
-          <w:color w:val="64748B"/>
-          <w:sz w:val="15"/>
-        </w:rPr>
-        <w:t xml:space="preserve"> (Advanced)</w:t>
-      </w:r>
-      <w:r>
-        <w:rPr>
-          <w:color w:val="1E293B"/>
-          <w:sz w:val="15"/>
-        </w:rPr>
-        <w:t>: LLM application development, Model Context Protocol (MCP), Claude Agent SDK, Agentic tooling, Vector search, Milvus, Snowflake</w:t>
-      </w:r>
-    </w:p>
-    <w:p>
-      <w:pPr>
-        <w:spacing w:before="32" w:after="32"/>
-      </w:pPr>
-      <w:r>
-        <w:rPr>
-          <w:b/>
-          <w:sz w:val="16"/>
-        </w:rPr>
-        <w:t>DevOps &amp; CI/CD</w:t>
-      </w:r>
-      <w:r>
-        <w:rPr>
-          <w:color w:val="64748B"/>
-          <w:sz w:val="15"/>
-        </w:rPr>
-        <w:t xml:space="preserve"> (Expert)</w:t>
-      </w:r>
-      <w:r>
-        <w:rPr>
-          <w:color w:val="1E293B"/>
-          <w:sz w:val="15"/>
-        </w:rPr>
-        <w:t>: CI/CD, Jenkins, TeamCity, GitLab CI, Docker, Multi-arch builds, Ansible, HashiCorp Vault, Sealed Secrets, uv, prek, ruff, pytest, Git, GitFlow</w:t>
-      </w:r>
-    </w:p>
-    <w:p>
-      <w:pPr>
-        <w:spacing w:before="32" w:after="32"/>
-      </w:pPr>
-      <w:r>
-        <w:rPr>
-          <w:b/>
-          <w:sz w:val="16"/>
-        </w:rPr>
-        <w:t>Cloud &amp; Orchestration</w:t>
-      </w:r>
-      <w:r>
-        <w:rPr>
-          <w:color w:val="64748B"/>
-          <w:sz w:val="15"/>
-        </w:rPr>
-        <w:t xml:space="preserve"> (Advanced)</w:t>
-      </w:r>
-      <w:r>
-        <w:rPr>
-          <w:color w:val="1E293B"/>
-          <w:sz w:val="15"/>
-        </w:rPr>
-        <w:t>: Kubernetes, Helm, Kustomize, AWS EKS, AWS, Google Cloud, mTLS, OAuth 2.0, Sentry</w:t>
-      </w:r>
-    </w:p>
-    <w:p>
-      <w:pPr>
-        <w:spacing w:before="32" w:after="32"/>
-      </w:pPr>
-      <w:r>
-        <w:rPr>
-          <w:b/>
-          <w:sz w:val="16"/>
-        </w:rPr>
-        <w:t>Databases</w:t>
-      </w:r>
-      <w:r>
-        <w:rPr>
-          <w:color w:val="64748B"/>
-          <w:sz w:val="15"/>
-        </w:rPr>
-        <w:t xml:space="preserve"> (Advanced)</w:t>
-      </w:r>
-      <w:r>
-        <w:rPr>
-          <w:color w:val="1E293B"/>
-          <w:sz w:val="15"/>
-        </w:rPr>
-        <w:t>: PostgreSQL, MySQL, Oracle, Redis, Milvus, Snowflake</w:t>
-      </w:r>
-    </w:p>
-    <w:p>
-      <w:pPr>
-        <w:spacing w:before="32" w:after="32"/>
-      </w:pPr>
-      <w:r>
-        <w:rPr>
-          <w:b/>
-          <w:sz w:val="16"/>
-        </w:rPr>
-        <w:t>Process &amp; Leadership</w:t>
-      </w:r>
-      <w:r>
-        <w:rPr>
-          <w:color w:val="64748B"/>
-          <w:sz w:val="15"/>
-        </w:rPr>
-        <w:t xml:space="preserve"> (Expert)</w:t>
-      </w:r>
-      <w:r>
-        <w:rPr>
-          <w:color w:val="1E293B"/>
-          <w:sz w:val="15"/>
-        </w:rPr>
-        <w:t>: Software Configuration Management, CMMI, SCAMPI appraisal, Scrum, Kanban, Technical Leadership, Code Review, Mentoring</w:t>
-      </w:r>
-    </w:p>
-    <w:p>
-      <w:pPr>
-        <w:spacing w:before="128" w:after="32"/>
-        <w:pBdr>
-          <w:bottom w:val="single" w:sz="4" w:space="1" w:color="CBD5E1"/>
-        </w:pBdr>
-      </w:pPr>
-      <w:r>
-        <w:rPr>
-          <w:b/>
-          <w:color w:val="2563EB"/>
-          <w:sz w:val="20"/>
-        </w:rPr>
         <w:t>Work Experience</w:t>
       </w:r>
     </w:p>
@@ -294,7 +96,7 @@
           <w:sz w:val="14"/>
         </w:rPr>
         <w:tab/>
-        <w:t>2026-01 – Present</w:t>
+        <w:t>Jan/2026 - Present</w:t>
       </w:r>
     </w:p>
     <w:p>
@@ -451,7 +253,7 @@
           <w:sz w:val="14"/>
         </w:rPr>
         <w:tab/>
-        <w:t>2022-10 – 2025-12</w:t>
+        <w:t>Oct/2022 - Dec/2025</w:t>
       </w:r>
     </w:p>
     <w:p>
@@ -580,7 +382,7 @@
           <w:sz w:val="14"/>
         </w:rPr>
         <w:tab/>
-        <w:t>2013-06 – 2022-09</w:t>
+        <w:t>Jun/2013 - Sep/2022</w:t>
       </w:r>
     </w:p>
     <w:p>
@@ -681,7 +483,7 @@
           <w:sz w:val="14"/>
         </w:rPr>
         <w:tab/>
-        <w:t>2009-01 – 2013-06</w:t>
+        <w:t>Jan/2009 - Jun/2013</w:t>
       </w:r>
     </w:p>
     <w:p>
@@ -782,7 +584,7 @@
           <w:sz w:val="14"/>
         </w:rPr>
         <w:tab/>
-        <w:t>2005-01 – 2009-01</w:t>
+        <w:t>Jan/2005 - Jan/2009</w:t>
       </w:r>
     </w:p>
     <w:p>
@@ -883,7 +685,7 @@
           <w:sz w:val="14"/>
         </w:rPr>
         <w:tab/>
-        <w:t>2001-10 – 2005-01</w:t>
+        <w:t>Oct/2001 - Jan/2005</w:t>
       </w:r>
     </w:p>
     <w:p>
@@ -956,7 +758,7 @@
           <w:sz w:val="14"/>
         </w:rPr>
         <w:tab/>
-        <w:t>2001-01 – 2001-10</w:t>
+        <w:t>Jan/2001 - Oct/2001</w:t>
       </w:r>
     </w:p>
     <w:p>
@@ -1043,7 +845,7 @@
           <w:sz w:val="14"/>
         </w:rPr>
         <w:tab/>
-        <w:t>2000-06 – 2000-12</w:t>
+        <w:t>Jun/2000 - Dec/2000</w:t>
       </w:r>
     </w:p>
     <w:p>
@@ -1132,7 +934,7 @@
           <w:sz w:val="14"/>
         </w:rPr>
         <w:tab/>
-        <w:t>2000-03 – 2002-08</w:t>
+        <w:t>Mar/2000 - Aug/2002</w:t>
       </w:r>
     </w:p>
     <w:p>
@@ -1206,7 +1008,71 @@
           <w:sz w:val="14"/>
         </w:rPr>
         <w:tab/>
-        <w:t>1996-01 – 1999-12</w:t>
+        <w:t>Jan/1996 - Dec/1999</w:t>
+      </w:r>
+    </w:p>
+    <w:p>
+      <w:pPr>
+        <w:spacing w:before="128" w:after="32"/>
+        <w:pBdr>
+          <w:bottom w:val="single" w:sz="4" w:space="1" w:color="CBD5E1"/>
+        </w:pBdr>
+      </w:pPr>
+      <w:r>
+        <w:rPr>
+          <w:b/>
+          <w:color w:val="2563EB"/>
+          <w:sz w:val="20"/>
+        </w:rPr>
+        <w:t>Awards</w:t>
+      </w:r>
+    </w:p>
+    <w:p>
+      <w:pPr>
+        <w:spacing w:before="96" w:after="0"/>
+        <w:tabs>
+          <w:tab w:val="right" w:pos="9360"/>
+        </w:tabs>
+      </w:pPr>
+      <w:hyperlink r:id="rId9">
+        <w:r>
+          <w:rPr>
+            <w:b/>
+            <w:color w:val="2563EB"/>
+            <w:u w:val="single"/>
+            <w:sz w:val="17"/>
+          </w:rPr>
+          <w:t>Sea Hunter — One of the top 20 applications at the Asia Java Mobile Challenge</w:t>
+        </w:r>
+      </w:hyperlink>
+      <w:r>
+        <w:rPr>
+          <w:color w:val="64748B"/>
+          <w:sz w:val="16"/>
+        </w:rPr>
+        <w:t xml:space="preserve">  Asia Java Mobile Challenge (SingTel, Optus and Sun Microsystems)</w:t>
+      </w:r>
+      <w:r>
+        <w:rPr>
+          <w:i/>
+          <w:color w:val="64748B"/>
+          <w:sz w:val="14"/>
+        </w:rPr>
+        <w:tab/>
+        <w:t>2002</w:t>
+      </w:r>
+    </w:p>
+    <w:p>
+      <w:pPr>
+        <w:spacing w:before="32" w:after="32"/>
+        <w:ind w:left="144"/>
+      </w:pPr>
+      <w:r>
+        <w:rPr>
+          <w:color w:val="1E293B"/>
+          <w:sz w:val="15"/>
+        </w:rPr>
+        <w:t>Sea Hunter, a J2ME mobile game written for early Java-enabled handsets at CESAR (Brazil), was named one of the Top 20 finalists selected from more than 1,000 entrants across 23 countries.</w:t>
       </w:r>
     </w:p>
     <w:p>
@@ -1264,7 +1130,7 @@
           <w:tab w:val="right" w:pos="9360"/>
         </w:tabs>
       </w:pPr>
-      <w:hyperlink r:id="rId9">
+      <w:hyperlink r:id="rId10">
         <w:r>
           <w:rPr>
             <w:b/>
@@ -1578,7 +1444,7 @@
           <w:tab w:val="right" w:pos="9360"/>
         </w:tabs>
       </w:pPr>
-      <w:hyperlink r:id="rId10">
+      <w:hyperlink r:id="rId11">
         <w:r>
           <w:rPr>
             <w:b/>
@@ -1632,55 +1498,189 @@
           <w:color w:val="2563EB"/>
           <w:sz w:val="20"/>
         </w:rPr>
-        <w:t>Awards</w:t>
-      </w:r>
-    </w:p>
-    <w:p>
-      <w:pPr>
-        <w:spacing w:before="96" w:after="0"/>
-        <w:tabs>
-          <w:tab w:val="right" w:pos="9360"/>
-        </w:tabs>
-      </w:pPr>
-      <w:hyperlink r:id="rId11">
-        <w:r>
-          <w:rPr>
-            <w:b/>
-            <w:color w:val="2563EB"/>
-            <w:u w:val="single"/>
-            <w:sz w:val="17"/>
-          </w:rPr>
-          <w:t>Sea Hunter — One of the top 20 applications at the Asia Java Mobile Challenge</w:t>
-        </w:r>
-      </w:hyperlink>
-      <w:r>
-        <w:rPr>
-          <w:color w:val="64748B"/>
-          <w:sz w:val="16"/>
-        </w:rPr>
-        <w:t xml:space="preserve">  Asia Java Mobile Challenge (SingTel, Optus and Sun Microsystems)</w:t>
-      </w:r>
-      <w:r>
-        <w:rPr>
-          <w:i/>
-          <w:color w:val="64748B"/>
-          <w:sz w:val="14"/>
-        </w:rPr>
-        <w:tab/>
-        <w:t>2002</w:t>
+        <w:t>Skills</w:t>
       </w:r>
     </w:p>
     <w:p>
       <w:pPr>
         <w:spacing w:before="32" w:after="32"/>
-        <w:ind w:left="144"/>
       </w:pPr>
+      <w:r>
+        <w:rPr>
+          <w:b/>
+          <w:sz w:val="16"/>
+        </w:rPr>
+        <w:t>Backend</w:t>
+      </w:r>
+      <w:r>
+        <w:rPr>
+          <w:color w:val="64748B"/>
+          <w:sz w:val="15"/>
+        </w:rPr>
+        <w:t xml:space="preserve"> (Expert)</w:t>
+      </w:r>
       <w:r>
         <w:rPr>
           <w:color w:val="1E293B"/>
           <w:sz w:val="15"/>
         </w:rPr>
-        <w:t>Sea Hunter, a J2ME mobile game written for early Java-enabled handsets at CESAR (Brazil), was named one of the Top 20 finalists selected from more than 1,000 entrants across 23 countries.</w:t>
+        <w:t>: Python, Django, FastAPI, Flask, Falcon, GraphQL, Strawberry GraphQL, REST API, JSON:API, Celery, Kafka, WebSockets, PHP, Yii, Laravel, Ruby on Rails, Java</w:t>
+      </w:r>
+    </w:p>
+    <w:p>
+      <w:pPr>
+        <w:spacing w:before="32" w:after="32"/>
+      </w:pPr>
+      <w:r>
+        <w:rPr>
+          <w:b/>
+          <w:sz w:val="16"/>
+        </w:rPr>
+        <w:t>Frontend</w:t>
+      </w:r>
+      <w:r>
+        <w:rPr>
+          <w:color w:val="64748B"/>
+          <w:sz w:val="15"/>
+        </w:rPr>
+        <w:t xml:space="preserve"> (Advanced)</w:t>
+      </w:r>
+      <w:r>
+        <w:rPr>
+          <w:color w:val="1E293B"/>
+          <w:sz w:val="15"/>
+        </w:rPr>
+        <w:t>: JavaScript, TypeScript, VueJS, NuxtJS, PrimeVue, Tailwind CSS, Pinia, EmberJS, Backbone/Marionette, SCSS/SASS</w:t>
+      </w:r>
+    </w:p>
+    <w:p>
+      <w:pPr>
+        <w:spacing w:before="32" w:after="32"/>
+      </w:pPr>
+      <w:r>
+        <w:rPr>
+          <w:b/>
+          <w:sz w:val="16"/>
+        </w:rPr>
+        <w:t>AI &amp; ML Engineering</w:t>
+      </w:r>
+      <w:r>
+        <w:rPr>
+          <w:color w:val="64748B"/>
+          <w:sz w:val="15"/>
+        </w:rPr>
+        <w:t xml:space="preserve"> (Advanced)</w:t>
+      </w:r>
+      <w:r>
+        <w:rPr>
+          <w:color w:val="1E293B"/>
+          <w:sz w:val="15"/>
+        </w:rPr>
+        <w:t>: LLM application development, Model Context Protocol (MCP), Claude Agent SDK, Agentic tooling, Vector search, Milvus, Snowflake</w:t>
+      </w:r>
+    </w:p>
+    <w:p>
+      <w:pPr>
+        <w:spacing w:before="32" w:after="32"/>
+      </w:pPr>
+      <w:r>
+        <w:rPr>
+          <w:b/>
+          <w:sz w:val="16"/>
+        </w:rPr>
+        <w:t>DevOps &amp; CI/CD</w:t>
+      </w:r>
+      <w:r>
+        <w:rPr>
+          <w:color w:val="64748B"/>
+          <w:sz w:val="15"/>
+        </w:rPr>
+        <w:t xml:space="preserve"> (Expert)</w:t>
+      </w:r>
+      <w:r>
+        <w:rPr>
+          <w:color w:val="1E293B"/>
+          <w:sz w:val="15"/>
+        </w:rPr>
+        <w:t>: CI/CD, Jenkins, TeamCity, GitLab CI, Docker, Multi-arch builds, Ansible, HashiCorp Vault, Sealed Secrets, uv, prek, ruff, pytest, Git, GitFlow</w:t>
+      </w:r>
+    </w:p>
+    <w:p>
+      <w:pPr>
+        <w:spacing w:before="32" w:after="32"/>
+      </w:pPr>
+      <w:r>
+        <w:rPr>
+          <w:b/>
+          <w:sz w:val="16"/>
+        </w:rPr>
+        <w:t>Cloud &amp; Orchestration</w:t>
+      </w:r>
+      <w:r>
+        <w:rPr>
+          <w:color w:val="64748B"/>
+          <w:sz w:val="15"/>
+        </w:rPr>
+        <w:t xml:space="preserve"> (Advanced)</w:t>
+      </w:r>
+      <w:r>
+        <w:rPr>
+          <w:color w:val="1E293B"/>
+          <w:sz w:val="15"/>
+        </w:rPr>
+        <w:t>: Kubernetes, Helm, Kustomize, AWS EKS, AWS, Google Cloud, mTLS, OAuth 2.0, Sentry</w:t>
+      </w:r>
+    </w:p>
+    <w:p>
+      <w:pPr>
+        <w:spacing w:before="32" w:after="32"/>
+      </w:pPr>
+      <w:r>
+        <w:rPr>
+          <w:b/>
+          <w:sz w:val="16"/>
+        </w:rPr>
+        <w:t>Databases</w:t>
+      </w:r>
+      <w:r>
+        <w:rPr>
+          <w:color w:val="64748B"/>
+          <w:sz w:val="15"/>
+        </w:rPr>
+        <w:t xml:space="preserve"> (Advanced)</w:t>
+      </w:r>
+      <w:r>
+        <w:rPr>
+          <w:color w:val="1E293B"/>
+          <w:sz w:val="15"/>
+        </w:rPr>
+        <w:t>: PostgreSQL, MySQL, Oracle, Redis, Milvus, Snowflake</w:t>
+      </w:r>
+    </w:p>
+    <w:p>
+      <w:pPr>
+        <w:spacing w:before="32" w:after="32"/>
+      </w:pPr>
+      <w:r>
+        <w:rPr>
+          <w:b/>
+          <w:sz w:val="16"/>
+        </w:rPr>
+        <w:t>Process &amp; Leadership</w:t>
+      </w:r>
+      <w:r>
+        <w:rPr>
+          <w:color w:val="64748B"/>
+          <w:sz w:val="15"/>
+        </w:rPr>
+        <w:t xml:space="preserve"> (Expert)</w:t>
+      </w:r>
+      <w:r>
+        <w:rPr>
+          <w:color w:val="1E293B"/>
+          <w:sz w:val="15"/>
+        </w:rPr>
+        <w:t>: Software Configuration Management, CMMI, SCAMPI appraisal, Scrum, Kanban, Technical Leadership, Code Review, Mentoring</w:t>
       </w:r>
     </w:p>
     <w:p>
